--- a/19_Платформа_ASP.NET/Макарчук_19_Платформа_ASP.NET.docx
+++ b/19_Платформа_ASP.NET/Макарчук_19_Платформа_ASP.NET.docx
@@ -886,6 +886,7 @@
           <w:color w:val="000000" w:themeColor="text1"/>
           <w:sz w:val="28"/>
           <w:szCs w:val="28"/>
+          <w:lang w:val="en-US"/>
         </w:rPr>
       </w:pPr>
       <w:r>
@@ -902,6 +903,7 @@
           <w:color w:val="000000" w:themeColor="text1"/>
           <w:sz w:val="28"/>
           <w:szCs w:val="28"/>
+          <w:lang w:val="en-US"/>
         </w:rPr>
         <w:t>}</w:t>
       </w:r>
@@ -924,6 +926,7 @@
           <w:color w:val="000000" w:themeColor="text1"/>
           <w:sz w:val="28"/>
           <w:szCs w:val="28"/>
+          <w:lang w:val="en-US"/>
         </w:rPr>
         <w:t>}</w:t>
       </w:r>
@@ -1511,7 +1514,17 @@
           <w:szCs w:val="28"/>
           <w:lang w:val="en-US"/>
         </w:rPr>
-        <w:t>(x =&gt; !</w:t>
+        <w:t>(x =</w:t>
+      </w:r>
+      <w:proofErr w:type="gramStart"/>
+      <w:r>
+        <w:rPr>
+          <w:color w:val="000000" w:themeColor="text1"/>
+          <w:sz w:val="28"/>
+          <w:szCs w:val="28"/>
+          <w:lang w:val="en-US"/>
+        </w:rPr>
+        <w:t>&gt; !</w:t>
       </w:r>
       <w:proofErr w:type="spellStart"/>
       <w:r>
@@ -1521,9 +1534,20 @@
           <w:szCs w:val="28"/>
           <w:lang w:val="en-US"/>
         </w:rPr>
-        <w:t>x.IsCompleted</w:t>
+        <w:t>x</w:t>
+      </w:r>
+      <w:proofErr w:type="gramEnd"/>
+      <w:r>
+        <w:rPr>
+          <w:color w:val="000000" w:themeColor="text1"/>
+          <w:sz w:val="28"/>
+          <w:szCs w:val="28"/>
+          <w:lang w:val="en-US"/>
+        </w:rPr>
+        <w:t>.IsCompleted</w:t>
       </w:r>
       <w:proofErr w:type="spellEnd"/>
+      <w:proofErr w:type="gramStart"/>
       <w:r>
         <w:rPr>
           <w:color w:val="000000" w:themeColor="text1"/>
@@ -1544,6 +1568,7 @@
         <w:t>ToList</w:t>
       </w:r>
       <w:proofErr w:type="spellEnd"/>
+      <w:proofErr w:type="gramEnd"/>
       <w:r>
         <w:rPr>
           <w:color w:val="000000" w:themeColor="text1"/>
@@ -1587,7 +1612,6 @@
           <w:color w:val="000000" w:themeColor="text1"/>
           <w:sz w:val="28"/>
           <w:szCs w:val="28"/>
-          <w:lang w:val="en-US"/>
         </w:rPr>
       </w:pPr>
       <w:r>
@@ -1622,6 +1646,36 @@
           <w:lang w:val="en-US"/>
         </w:rPr>
       </w:pPr>
+      <w:r>
+        <w:rPr>
+          <w:color w:val="000000" w:themeColor="text1"/>
+          <w:sz w:val="28"/>
+          <w:szCs w:val="28"/>
+          <w:lang w:val="en-US"/>
+        </w:rPr>
+        <w:lastRenderedPageBreak/>
+        <w:t xml:space="preserve">        [</w:t>
+      </w:r>
+      <w:proofErr w:type="spellStart"/>
+      <w:r>
+        <w:rPr>
+          <w:color w:val="000000" w:themeColor="text1"/>
+          <w:sz w:val="28"/>
+          <w:szCs w:val="28"/>
+          <w:lang w:val="en-US"/>
+        </w:rPr>
+        <w:t>HttpPost</w:t>
+      </w:r>
+      <w:proofErr w:type="spellEnd"/>
+      <w:r>
+        <w:rPr>
+          <w:color w:val="000000" w:themeColor="text1"/>
+          <w:sz w:val="28"/>
+          <w:szCs w:val="28"/>
+          <w:lang w:val="en-US"/>
+        </w:rPr>
+        <w:t>]</w:t>
+      </w:r>
     </w:p>
     <w:p>
       <w:pPr>
@@ -1643,7 +1697,7 @@
           <w:szCs w:val="28"/>
           <w:lang w:val="en-US"/>
         </w:rPr>
-        <w:t xml:space="preserve">        [</w:t>
+        <w:t xml:space="preserve">        public </w:t>
       </w:r>
       <w:proofErr w:type="spellStart"/>
       <w:r>
@@ -1653,7 +1707,7 @@
           <w:szCs w:val="28"/>
           <w:lang w:val="en-US"/>
         </w:rPr>
-        <w:t>HttpPost</w:t>
+        <w:t>IActionResult</w:t>
       </w:r>
       <w:proofErr w:type="spellEnd"/>
       <w:r>
@@ -1663,7 +1717,27 @@
           <w:szCs w:val="28"/>
           <w:lang w:val="en-US"/>
         </w:rPr>
-        <w:t>]</w:t>
+        <w:t xml:space="preserve"> </w:t>
+      </w:r>
+      <w:proofErr w:type="gramStart"/>
+      <w:r>
+        <w:rPr>
+          <w:color w:val="000000" w:themeColor="text1"/>
+          <w:sz w:val="28"/>
+          <w:szCs w:val="28"/>
+          <w:lang w:val="en-US"/>
+        </w:rPr>
+        <w:t>Add(</w:t>
+      </w:r>
+      <w:proofErr w:type="gramEnd"/>
+      <w:r>
+        <w:rPr>
+          <w:color w:val="000000" w:themeColor="text1"/>
+          <w:sz w:val="28"/>
+          <w:szCs w:val="28"/>
+          <w:lang w:val="en-US"/>
+        </w:rPr>
+        <w:t>string title)</w:t>
       </w:r>
     </w:p>
     <w:p>
@@ -1686,47 +1760,7 @@
           <w:szCs w:val="28"/>
           <w:lang w:val="en-US"/>
         </w:rPr>
-        <w:t xml:space="preserve">        public </w:t>
-      </w:r>
-      <w:proofErr w:type="spellStart"/>
-      <w:r>
-        <w:rPr>
-          <w:color w:val="000000" w:themeColor="text1"/>
-          <w:sz w:val="28"/>
-          <w:szCs w:val="28"/>
-          <w:lang w:val="en-US"/>
-        </w:rPr>
-        <w:t>IActionResult</w:t>
-      </w:r>
-      <w:proofErr w:type="spellEnd"/>
-      <w:r>
-        <w:rPr>
-          <w:color w:val="000000" w:themeColor="text1"/>
-          <w:sz w:val="28"/>
-          <w:szCs w:val="28"/>
-          <w:lang w:val="en-US"/>
-        </w:rPr>
-        <w:t xml:space="preserve"> </w:t>
-      </w:r>
-      <w:proofErr w:type="gramStart"/>
-      <w:r>
-        <w:rPr>
-          <w:color w:val="000000" w:themeColor="text1"/>
-          <w:sz w:val="28"/>
-          <w:szCs w:val="28"/>
-          <w:lang w:val="en-US"/>
-        </w:rPr>
-        <w:t>Add(</w:t>
-      </w:r>
-      <w:proofErr w:type="gramEnd"/>
-      <w:r>
-        <w:rPr>
-          <w:color w:val="000000" w:themeColor="text1"/>
-          <w:sz w:val="28"/>
-          <w:szCs w:val="28"/>
-          <w:lang w:val="en-US"/>
-        </w:rPr>
-        <w:t>string title)</w:t>
+        <w:t xml:space="preserve">        {</w:t>
       </w:r>
     </w:p>
     <w:p>
@@ -1749,8 +1783,39 @@
           <w:szCs w:val="28"/>
           <w:lang w:val="en-US"/>
         </w:rPr>
-        <w:t xml:space="preserve">        {</w:t>
-      </w:r>
+        <w:t xml:space="preserve">            var </w:t>
+      </w:r>
+      <w:proofErr w:type="spellStart"/>
+      <w:r>
+        <w:rPr>
+          <w:color w:val="000000" w:themeColor="text1"/>
+          <w:sz w:val="28"/>
+          <w:szCs w:val="28"/>
+          <w:lang w:val="en-US"/>
+        </w:rPr>
+        <w:t>newItem</w:t>
+      </w:r>
+      <w:proofErr w:type="spellEnd"/>
+      <w:r>
+        <w:rPr>
+          <w:color w:val="000000" w:themeColor="text1"/>
+          <w:sz w:val="28"/>
+          <w:szCs w:val="28"/>
+          <w:lang w:val="en-US"/>
+        </w:rPr>
+        <w:t xml:space="preserve"> = new </w:t>
+      </w:r>
+      <w:proofErr w:type="spellStart"/>
+      <w:r>
+        <w:rPr>
+          <w:color w:val="000000" w:themeColor="text1"/>
+          <w:sz w:val="28"/>
+          <w:szCs w:val="28"/>
+          <w:lang w:val="en-US"/>
+        </w:rPr>
+        <w:t>TodoItem</w:t>
+      </w:r>
+      <w:proofErr w:type="spellEnd"/>
     </w:p>
     <w:p>
       <w:pPr>
@@ -1772,39 +1837,8 @@
           <w:szCs w:val="28"/>
           <w:lang w:val="en-US"/>
         </w:rPr>
-        <w:t xml:space="preserve">            var </w:t>
-      </w:r>
-      <w:proofErr w:type="spellStart"/>
-      <w:r>
-        <w:rPr>
-          <w:color w:val="000000" w:themeColor="text1"/>
-          <w:sz w:val="28"/>
-          <w:szCs w:val="28"/>
-          <w:lang w:val="en-US"/>
-        </w:rPr>
-        <w:t>newItem</w:t>
-      </w:r>
-      <w:proofErr w:type="spellEnd"/>
-      <w:r>
-        <w:rPr>
-          <w:color w:val="000000" w:themeColor="text1"/>
-          <w:sz w:val="28"/>
-          <w:szCs w:val="28"/>
-          <w:lang w:val="en-US"/>
-        </w:rPr>
-        <w:t xml:space="preserve"> = new </w:t>
-      </w:r>
-      <w:proofErr w:type="spellStart"/>
-      <w:r>
-        <w:rPr>
-          <w:color w:val="000000" w:themeColor="text1"/>
-          <w:sz w:val="28"/>
-          <w:szCs w:val="28"/>
-          <w:lang w:val="en-US"/>
-        </w:rPr>
-        <w:t>TodoItem</w:t>
-      </w:r>
-      <w:proofErr w:type="spellEnd"/>
+        <w:t xml:space="preserve">            {</w:t>
+      </w:r>
     </w:p>
     <w:p>
       <w:pPr>
@@ -1826,7 +1860,29 @@
           <w:szCs w:val="28"/>
           <w:lang w:val="en-US"/>
         </w:rPr>
-        <w:t xml:space="preserve">            {</w:t>
+        <w:t xml:space="preserve">                Id = </w:t>
+      </w:r>
+      <w:proofErr w:type="spellStart"/>
+      <w:proofErr w:type="gramStart"/>
+      <w:r>
+        <w:rPr>
+          <w:color w:val="000000" w:themeColor="text1"/>
+          <w:sz w:val="28"/>
+          <w:szCs w:val="28"/>
+          <w:lang w:val="en-US"/>
+        </w:rPr>
+        <w:t>TodoRepository.Items.Count</w:t>
+      </w:r>
+      <w:proofErr w:type="spellEnd"/>
+      <w:proofErr w:type="gramEnd"/>
+      <w:r>
+        <w:rPr>
+          <w:color w:val="000000" w:themeColor="text1"/>
+          <w:sz w:val="28"/>
+          <w:szCs w:val="28"/>
+          <w:lang w:val="en-US"/>
+        </w:rPr>
+        <w:t xml:space="preserve"> + 1,</w:t>
       </w:r>
     </w:p>
     <w:p>
@@ -1849,29 +1905,7 @@
           <w:szCs w:val="28"/>
           <w:lang w:val="en-US"/>
         </w:rPr>
-        <w:t xml:space="preserve">                Id = </w:t>
-      </w:r>
-      <w:proofErr w:type="spellStart"/>
-      <w:proofErr w:type="gramStart"/>
-      <w:r>
-        <w:rPr>
-          <w:color w:val="000000" w:themeColor="text1"/>
-          <w:sz w:val="28"/>
-          <w:szCs w:val="28"/>
-          <w:lang w:val="en-US"/>
-        </w:rPr>
-        <w:t>TodoRepository.Items.Count</w:t>
-      </w:r>
-      <w:proofErr w:type="spellEnd"/>
-      <w:proofErr w:type="gramEnd"/>
-      <w:r>
-        <w:rPr>
-          <w:color w:val="000000" w:themeColor="text1"/>
-          <w:sz w:val="28"/>
-          <w:szCs w:val="28"/>
-          <w:lang w:val="en-US"/>
-        </w:rPr>
-        <w:t xml:space="preserve"> + 1,</w:t>
+        <w:t xml:space="preserve">                Title = title,</w:t>
       </w:r>
     </w:p>
     <w:p>
@@ -1894,7 +1928,27 @@
           <w:szCs w:val="28"/>
           <w:lang w:val="en-US"/>
         </w:rPr>
-        <w:t xml:space="preserve">                Title = title,</w:t>
+        <w:t xml:space="preserve">                </w:t>
+      </w:r>
+      <w:proofErr w:type="spellStart"/>
+      <w:r>
+        <w:rPr>
+          <w:color w:val="000000" w:themeColor="text1"/>
+          <w:sz w:val="28"/>
+          <w:szCs w:val="28"/>
+          <w:lang w:val="en-US"/>
+        </w:rPr>
+        <w:t>IsCompleted</w:t>
+      </w:r>
+      <w:proofErr w:type="spellEnd"/>
+      <w:r>
+        <w:rPr>
+          <w:color w:val="000000" w:themeColor="text1"/>
+          <w:sz w:val="28"/>
+          <w:szCs w:val="28"/>
+          <w:lang w:val="en-US"/>
+        </w:rPr>
+        <w:t xml:space="preserve"> = false</w:t>
       </w:r>
     </w:p>
     <w:p>
@@ -1917,27 +1971,7 @@
           <w:szCs w:val="28"/>
           <w:lang w:val="en-US"/>
         </w:rPr>
-        <w:t xml:space="preserve">                </w:t>
-      </w:r>
-      <w:proofErr w:type="spellStart"/>
-      <w:r>
-        <w:rPr>
-          <w:color w:val="000000" w:themeColor="text1"/>
-          <w:sz w:val="28"/>
-          <w:szCs w:val="28"/>
-          <w:lang w:val="en-US"/>
-        </w:rPr>
-        <w:t>IsCompleted</w:t>
-      </w:r>
-      <w:proofErr w:type="spellEnd"/>
-      <w:r>
-        <w:rPr>
-          <w:color w:val="000000" w:themeColor="text1"/>
-          <w:sz w:val="28"/>
-          <w:szCs w:val="28"/>
-          <w:lang w:val="en-US"/>
-        </w:rPr>
-        <w:t xml:space="preserve"> = false</w:t>
+        <w:t xml:space="preserve">            };</w:t>
       </w:r>
     </w:p>
     <w:p>
@@ -1960,7 +1994,49 @@
           <w:szCs w:val="28"/>
           <w:lang w:val="en-US"/>
         </w:rPr>
-        <w:t xml:space="preserve">            };</w:t>
+        <w:t xml:space="preserve">            </w:t>
+      </w:r>
+      <w:proofErr w:type="spellStart"/>
+      <w:proofErr w:type="gramStart"/>
+      <w:r>
+        <w:rPr>
+          <w:color w:val="000000" w:themeColor="text1"/>
+          <w:sz w:val="28"/>
+          <w:szCs w:val="28"/>
+          <w:lang w:val="en-US"/>
+        </w:rPr>
+        <w:t>TodoRepository.Items.Add</w:t>
+      </w:r>
+      <w:proofErr w:type="spellEnd"/>
+      <w:proofErr w:type="gramEnd"/>
+      <w:r>
+        <w:rPr>
+          <w:color w:val="000000" w:themeColor="text1"/>
+          <w:sz w:val="28"/>
+          <w:szCs w:val="28"/>
+          <w:lang w:val="en-US"/>
+        </w:rPr>
+        <w:t>(</w:t>
+      </w:r>
+      <w:proofErr w:type="spellStart"/>
+      <w:r>
+        <w:rPr>
+          <w:color w:val="000000" w:themeColor="text1"/>
+          <w:sz w:val="28"/>
+          <w:szCs w:val="28"/>
+          <w:lang w:val="en-US"/>
+        </w:rPr>
+        <w:t>newItem</w:t>
+      </w:r>
+      <w:proofErr w:type="spellEnd"/>
+      <w:r>
+        <w:rPr>
+          <w:color w:val="000000" w:themeColor="text1"/>
+          <w:sz w:val="28"/>
+          <w:szCs w:val="28"/>
+          <w:lang w:val="en-US"/>
+        </w:rPr>
+        <w:t>);</w:t>
       </w:r>
     </w:p>
     <w:p>
@@ -1983,49 +2059,27 @@
           <w:szCs w:val="28"/>
           <w:lang w:val="en-US"/>
         </w:rPr>
-        <w:t xml:space="preserve">            </w:t>
+        <w:t xml:space="preserve">            return </w:t>
       </w:r>
       <w:proofErr w:type="spellStart"/>
-      <w:proofErr w:type="gramStart"/>
-      <w:r>
-        <w:rPr>
-          <w:color w:val="000000" w:themeColor="text1"/>
-          <w:sz w:val="28"/>
-          <w:szCs w:val="28"/>
-          <w:lang w:val="en-US"/>
-        </w:rPr>
-        <w:t>TodoRepository.Items.Add</w:t>
+      <w:r>
+        <w:rPr>
+          <w:color w:val="000000" w:themeColor="text1"/>
+          <w:sz w:val="28"/>
+          <w:szCs w:val="28"/>
+          <w:lang w:val="en-US"/>
+        </w:rPr>
+        <w:t>RedirectToAction</w:t>
       </w:r>
       <w:proofErr w:type="spellEnd"/>
-      <w:proofErr w:type="gramEnd"/>
-      <w:r>
-        <w:rPr>
-          <w:color w:val="000000" w:themeColor="text1"/>
-          <w:sz w:val="28"/>
-          <w:szCs w:val="28"/>
-          <w:lang w:val="en-US"/>
-        </w:rPr>
-        <w:t>(</w:t>
-      </w:r>
-      <w:proofErr w:type="spellStart"/>
-      <w:r>
-        <w:rPr>
-          <w:color w:val="000000" w:themeColor="text1"/>
-          <w:sz w:val="28"/>
-          <w:szCs w:val="28"/>
-          <w:lang w:val="en-US"/>
-        </w:rPr>
-        <w:t>newItem</w:t>
-      </w:r>
-      <w:proofErr w:type="spellEnd"/>
-      <w:r>
-        <w:rPr>
-          <w:color w:val="000000" w:themeColor="text1"/>
-          <w:sz w:val="28"/>
-          <w:szCs w:val="28"/>
-          <w:lang w:val="en-US"/>
-        </w:rPr>
-        <w:t>);</w:t>
+      <w:r>
+        <w:rPr>
+          <w:color w:val="000000" w:themeColor="text1"/>
+          <w:sz w:val="28"/>
+          <w:szCs w:val="28"/>
+          <w:lang w:val="en-US"/>
+        </w:rPr>
+        <w:t>("Index");</w:t>
       </w:r>
     </w:p>
     <w:p>
@@ -2048,27 +2102,7 @@
           <w:szCs w:val="28"/>
           <w:lang w:val="en-US"/>
         </w:rPr>
-        <w:t xml:space="preserve">            return </w:t>
-      </w:r>
-      <w:proofErr w:type="spellStart"/>
-      <w:r>
-        <w:rPr>
-          <w:color w:val="000000" w:themeColor="text1"/>
-          <w:sz w:val="28"/>
-          <w:szCs w:val="28"/>
-          <w:lang w:val="en-US"/>
-        </w:rPr>
-        <w:t>RedirectToAction</w:t>
-      </w:r>
-      <w:proofErr w:type="spellEnd"/>
-      <w:r>
-        <w:rPr>
-          <w:color w:val="000000" w:themeColor="text1"/>
-          <w:sz w:val="28"/>
-          <w:szCs w:val="28"/>
-          <w:lang w:val="en-US"/>
-        </w:rPr>
-        <w:t>("Index");</w:t>
+        <w:t xml:space="preserve">        }</w:t>
       </w:r>
     </w:p>
     <w:p>
@@ -2091,7 +2125,47 @@
           <w:szCs w:val="28"/>
           <w:lang w:val="en-US"/>
         </w:rPr>
-        <w:t xml:space="preserve">        }</w:t>
+        <w:t xml:space="preserve">        public </w:t>
+      </w:r>
+      <w:proofErr w:type="spellStart"/>
+      <w:r>
+        <w:rPr>
+          <w:color w:val="000000" w:themeColor="text1"/>
+          <w:sz w:val="28"/>
+          <w:szCs w:val="28"/>
+          <w:lang w:val="en-US"/>
+        </w:rPr>
+        <w:t>IActionResult</w:t>
+      </w:r>
+      <w:proofErr w:type="spellEnd"/>
+      <w:r>
+        <w:rPr>
+          <w:color w:val="000000" w:themeColor="text1"/>
+          <w:sz w:val="28"/>
+          <w:szCs w:val="28"/>
+          <w:lang w:val="en-US"/>
+        </w:rPr>
+        <w:t xml:space="preserve"> </w:t>
+      </w:r>
+      <w:proofErr w:type="gramStart"/>
+      <w:r>
+        <w:rPr>
+          <w:color w:val="000000" w:themeColor="text1"/>
+          <w:sz w:val="28"/>
+          <w:szCs w:val="28"/>
+          <w:lang w:val="en-US"/>
+        </w:rPr>
+        <w:t>Complete(</w:t>
+      </w:r>
+      <w:proofErr w:type="gramEnd"/>
+      <w:r>
+        <w:rPr>
+          <w:color w:val="000000" w:themeColor="text1"/>
+          <w:sz w:val="28"/>
+          <w:szCs w:val="28"/>
+          <w:lang w:val="en-US"/>
+        </w:rPr>
+        <w:t>int id)</w:t>
       </w:r>
     </w:p>
     <w:p>
@@ -2114,47 +2188,7 @@
           <w:szCs w:val="28"/>
           <w:lang w:val="en-US"/>
         </w:rPr>
-        <w:t xml:space="preserve">        public </w:t>
-      </w:r>
-      <w:proofErr w:type="spellStart"/>
-      <w:r>
-        <w:rPr>
-          <w:color w:val="000000" w:themeColor="text1"/>
-          <w:sz w:val="28"/>
-          <w:szCs w:val="28"/>
-          <w:lang w:val="en-US"/>
-        </w:rPr>
-        <w:t>IActionResult</w:t>
-      </w:r>
-      <w:proofErr w:type="spellEnd"/>
-      <w:r>
-        <w:rPr>
-          <w:color w:val="000000" w:themeColor="text1"/>
-          <w:sz w:val="28"/>
-          <w:szCs w:val="28"/>
-          <w:lang w:val="en-US"/>
-        </w:rPr>
-        <w:t xml:space="preserve"> </w:t>
-      </w:r>
-      <w:proofErr w:type="gramStart"/>
-      <w:r>
-        <w:rPr>
-          <w:color w:val="000000" w:themeColor="text1"/>
-          <w:sz w:val="28"/>
-          <w:szCs w:val="28"/>
-          <w:lang w:val="en-US"/>
-        </w:rPr>
-        <w:t>Complete(</w:t>
-      </w:r>
-      <w:proofErr w:type="gramEnd"/>
-      <w:r>
-        <w:rPr>
-          <w:color w:val="000000" w:themeColor="text1"/>
-          <w:sz w:val="28"/>
-          <w:szCs w:val="28"/>
-          <w:lang w:val="en-US"/>
-        </w:rPr>
-        <w:t>int id)</w:t>
+        <w:t xml:space="preserve">        {</w:t>
       </w:r>
     </w:p>
     <w:p>
@@ -2177,7 +2211,51 @@
           <w:szCs w:val="28"/>
           <w:lang w:val="en-US"/>
         </w:rPr>
-        <w:t xml:space="preserve">        {</w:t>
+        <w:t xml:space="preserve">            var item = </w:t>
+      </w:r>
+      <w:proofErr w:type="spellStart"/>
+      <w:proofErr w:type="gramStart"/>
+      <w:r>
+        <w:rPr>
+          <w:color w:val="000000" w:themeColor="text1"/>
+          <w:sz w:val="28"/>
+          <w:szCs w:val="28"/>
+          <w:lang w:val="en-US"/>
+        </w:rPr>
+        <w:t>TodoRepository.Items.FirstOrDefault</w:t>
+      </w:r>
+      <w:proofErr w:type="spellEnd"/>
+      <w:proofErr w:type="gramEnd"/>
+      <w:r>
+        <w:rPr>
+          <w:color w:val="000000" w:themeColor="text1"/>
+          <w:sz w:val="28"/>
+          <w:szCs w:val="28"/>
+          <w:lang w:val="en-US"/>
+        </w:rPr>
+        <w:t xml:space="preserve">(x =&gt; </w:t>
+      </w:r>
+      <w:proofErr w:type="spellStart"/>
+      <w:proofErr w:type="gramStart"/>
+      <w:r>
+        <w:rPr>
+          <w:color w:val="000000" w:themeColor="text1"/>
+          <w:sz w:val="28"/>
+          <w:szCs w:val="28"/>
+          <w:lang w:val="en-US"/>
+        </w:rPr>
+        <w:t>x.Id</w:t>
+      </w:r>
+      <w:proofErr w:type="spellEnd"/>
+      <w:proofErr w:type="gramEnd"/>
+      <w:r>
+        <w:rPr>
+          <w:color w:val="000000" w:themeColor="text1"/>
+          <w:sz w:val="28"/>
+          <w:szCs w:val="28"/>
+          <w:lang w:val="en-US"/>
+        </w:rPr>
+        <w:t xml:space="preserve"> == id);</w:t>
       </w:r>
     </w:p>
     <w:p>
@@ -2200,9 +2278,8 @@
           <w:szCs w:val="28"/>
           <w:lang w:val="en-US"/>
         </w:rPr>
-        <w:t xml:space="preserve">            var item = </w:t>
-      </w:r>
-      <w:proofErr w:type="spellStart"/>
+        <w:t xml:space="preserve">            if (</w:t>
+      </w:r>
       <w:proofErr w:type="gramStart"/>
       <w:r>
         <w:rPr>
@@ -2211,9 +2288,8 @@
           <w:szCs w:val="28"/>
           <w:lang w:val="en-US"/>
         </w:rPr>
-        <w:t>TodoRepository.Items.FirstOrDefault</w:t>
-      </w:r>
-      <w:proofErr w:type="spellEnd"/>
+        <w:t>item !</w:t>
+      </w:r>
       <w:proofErr w:type="gramEnd"/>
       <w:r>
         <w:rPr>
@@ -2222,29 +2298,7 @@
           <w:szCs w:val="28"/>
           <w:lang w:val="en-US"/>
         </w:rPr>
-        <w:t xml:space="preserve">(x =&gt; </w:t>
-      </w:r>
-      <w:proofErr w:type="spellStart"/>
-      <w:proofErr w:type="gramStart"/>
-      <w:r>
-        <w:rPr>
-          <w:color w:val="000000" w:themeColor="text1"/>
-          <w:sz w:val="28"/>
-          <w:szCs w:val="28"/>
-          <w:lang w:val="en-US"/>
-        </w:rPr>
-        <w:t>x.Id</w:t>
-      </w:r>
-      <w:proofErr w:type="spellEnd"/>
-      <w:proofErr w:type="gramEnd"/>
-      <w:r>
-        <w:rPr>
-          <w:color w:val="000000" w:themeColor="text1"/>
-          <w:sz w:val="28"/>
-          <w:szCs w:val="28"/>
-          <w:lang w:val="en-US"/>
-        </w:rPr>
-        <w:t xml:space="preserve"> == id);</w:t>
+        <w:t>= null)</w:t>
       </w:r>
     </w:p>
     <w:p>
@@ -2267,8 +2321,9 @@
           <w:szCs w:val="28"/>
           <w:lang w:val="en-US"/>
         </w:rPr>
-        <w:t xml:space="preserve">            if (</w:t>
-      </w:r>
+        <w:t xml:space="preserve">                </w:t>
+      </w:r>
+      <w:proofErr w:type="spellStart"/>
       <w:proofErr w:type="gramStart"/>
       <w:r>
         <w:rPr>
@@ -2277,8 +2332,9 @@
           <w:szCs w:val="28"/>
           <w:lang w:val="en-US"/>
         </w:rPr>
-        <w:t>item !</w:t>
-      </w:r>
+        <w:t>item.IsCompleted</w:t>
+      </w:r>
+      <w:proofErr w:type="spellEnd"/>
       <w:proofErr w:type="gramEnd"/>
       <w:r>
         <w:rPr>
@@ -2287,7 +2343,7 @@
           <w:szCs w:val="28"/>
           <w:lang w:val="en-US"/>
         </w:rPr>
-        <w:t>= null)</w:t>
+        <w:t xml:space="preserve"> = true;</w:t>
       </w:r>
     </w:p>
     <w:p>
@@ -2310,29 +2366,27 @@
           <w:szCs w:val="28"/>
           <w:lang w:val="en-US"/>
         </w:rPr>
-        <w:t xml:space="preserve">                </w:t>
+        <w:t xml:space="preserve">            return </w:t>
       </w:r>
       <w:proofErr w:type="spellStart"/>
-      <w:proofErr w:type="gramStart"/>
-      <w:r>
-        <w:rPr>
-          <w:color w:val="000000" w:themeColor="text1"/>
-          <w:sz w:val="28"/>
-          <w:szCs w:val="28"/>
-          <w:lang w:val="en-US"/>
-        </w:rPr>
-        <w:t>item.IsCompleted</w:t>
+      <w:r>
+        <w:rPr>
+          <w:color w:val="000000" w:themeColor="text1"/>
+          <w:sz w:val="28"/>
+          <w:szCs w:val="28"/>
+          <w:lang w:val="en-US"/>
+        </w:rPr>
+        <w:t>RedirectToAction</w:t>
       </w:r>
       <w:proofErr w:type="spellEnd"/>
-      <w:proofErr w:type="gramEnd"/>
-      <w:r>
-        <w:rPr>
-          <w:color w:val="000000" w:themeColor="text1"/>
-          <w:sz w:val="28"/>
-          <w:szCs w:val="28"/>
-          <w:lang w:val="en-US"/>
-        </w:rPr>
-        <w:t xml:space="preserve"> = true;</w:t>
+      <w:r>
+        <w:rPr>
+          <w:color w:val="000000" w:themeColor="text1"/>
+          <w:sz w:val="28"/>
+          <w:szCs w:val="28"/>
+          <w:lang w:val="en-US"/>
+        </w:rPr>
+        <w:t>("Index");</w:t>
       </w:r>
     </w:p>
     <w:p>
@@ -2355,27 +2409,7 @@
           <w:szCs w:val="28"/>
           <w:lang w:val="en-US"/>
         </w:rPr>
-        <w:t xml:space="preserve">            return </w:t>
-      </w:r>
-      <w:proofErr w:type="spellStart"/>
-      <w:r>
-        <w:rPr>
-          <w:color w:val="000000" w:themeColor="text1"/>
-          <w:sz w:val="28"/>
-          <w:szCs w:val="28"/>
-          <w:lang w:val="en-US"/>
-        </w:rPr>
-        <w:t>RedirectToAction</w:t>
-      </w:r>
-      <w:proofErr w:type="spellEnd"/>
-      <w:r>
-        <w:rPr>
-          <w:color w:val="000000" w:themeColor="text1"/>
-          <w:sz w:val="28"/>
-          <w:szCs w:val="28"/>
-          <w:lang w:val="en-US"/>
-        </w:rPr>
-        <w:t>("Index");</w:t>
+        <w:t xml:space="preserve">        }</w:t>
       </w:r>
     </w:p>
     <w:p>
@@ -2398,7 +2432,7 @@
           <w:szCs w:val="28"/>
           <w:lang w:val="en-US"/>
         </w:rPr>
-        <w:t xml:space="preserve">        }</w:t>
+        <w:t xml:space="preserve">    }</w:t>
       </w:r>
     </w:p>
     <w:p>
@@ -2421,7 +2455,7 @@
           <w:szCs w:val="28"/>
           <w:lang w:val="en-US"/>
         </w:rPr>
-        <w:t xml:space="preserve">    }</w:t>
+        <w:t>}</w:t>
       </w:r>
     </w:p>
     <w:p>
@@ -2444,7 +2478,27 @@
           <w:szCs w:val="28"/>
           <w:lang w:val="en-US"/>
         </w:rPr>
-        <w:t>}</w:t>
+        <w:t xml:space="preserve">using </w:t>
+      </w:r>
+      <w:proofErr w:type="spellStart"/>
+      <w:r>
+        <w:rPr>
+          <w:color w:val="000000" w:themeColor="text1"/>
+          <w:sz w:val="28"/>
+          <w:szCs w:val="28"/>
+          <w:lang w:val="en-US"/>
+        </w:rPr>
+        <w:t>TodoListApp.Models</w:t>
+      </w:r>
+      <w:proofErr w:type="spellEnd"/>
+      <w:r>
+        <w:rPr>
+          <w:color w:val="000000" w:themeColor="text1"/>
+          <w:sz w:val="28"/>
+          <w:szCs w:val="28"/>
+          <w:lang w:val="en-US"/>
+        </w:rPr>
+        <w:t>;</w:t>
       </w:r>
     </w:p>
     <w:p>
@@ -2467,7 +2521,7 @@
           <w:szCs w:val="28"/>
           <w:lang w:val="en-US"/>
         </w:rPr>
-        <w:t xml:space="preserve">using </w:t>
+        <w:t xml:space="preserve">namespace </w:t>
       </w:r>
       <w:proofErr w:type="spellStart"/>
       <w:r>
@@ -2477,18 +2531,9 @@
           <w:szCs w:val="28"/>
           <w:lang w:val="en-US"/>
         </w:rPr>
-        <w:t>TodoListApp.Models</w:t>
+        <w:t>TodoListApp.Data</w:t>
       </w:r>
       <w:proofErr w:type="spellEnd"/>
-      <w:r>
-        <w:rPr>
-          <w:color w:val="000000" w:themeColor="text1"/>
-          <w:sz w:val="28"/>
-          <w:szCs w:val="28"/>
-          <w:lang w:val="en-US"/>
-        </w:rPr>
-        <w:t>;</w:t>
-      </w:r>
     </w:p>
     <w:p>
       <w:pPr>
@@ -2510,19 +2555,8 @@
           <w:szCs w:val="28"/>
           <w:lang w:val="en-US"/>
         </w:rPr>
-        <w:t xml:space="preserve">namespace </w:t>
-      </w:r>
-      <w:proofErr w:type="spellStart"/>
-      <w:r>
-        <w:rPr>
-          <w:color w:val="000000" w:themeColor="text1"/>
-          <w:sz w:val="28"/>
-          <w:szCs w:val="28"/>
-          <w:lang w:val="en-US"/>
-        </w:rPr>
-        <w:t>TodoListApp.Data</w:t>
-      </w:r>
-      <w:proofErr w:type="spellEnd"/>
+        <w:t>{</w:t>
+      </w:r>
     </w:p>
     <w:p>
       <w:pPr>
@@ -2544,8 +2578,19 @@
           <w:szCs w:val="28"/>
           <w:lang w:val="en-US"/>
         </w:rPr>
-        <w:t>{</w:t>
-      </w:r>
+        <w:t xml:space="preserve">    public static class </w:t>
+      </w:r>
+      <w:proofErr w:type="spellStart"/>
+      <w:r>
+        <w:rPr>
+          <w:color w:val="000000" w:themeColor="text1"/>
+          <w:sz w:val="28"/>
+          <w:szCs w:val="28"/>
+          <w:lang w:val="en-US"/>
+        </w:rPr>
+        <w:t>TodoRepository</w:t>
+      </w:r>
+      <w:proofErr w:type="spellEnd"/>
     </w:p>
     <w:p>
       <w:pPr>
@@ -2567,19 +2612,8 @@
           <w:szCs w:val="28"/>
           <w:lang w:val="en-US"/>
         </w:rPr>
-        <w:t xml:space="preserve">    public static class </w:t>
-      </w:r>
-      <w:proofErr w:type="spellStart"/>
-      <w:r>
-        <w:rPr>
-          <w:color w:val="000000" w:themeColor="text1"/>
-          <w:sz w:val="28"/>
-          <w:szCs w:val="28"/>
-          <w:lang w:val="en-US"/>
-        </w:rPr>
-        <w:t>TodoRepository</w:t>
-      </w:r>
-      <w:proofErr w:type="spellEnd"/>
+        <w:t xml:space="preserve">    {</w:t>
+      </w:r>
     </w:p>
     <w:p>
       <w:pPr>
@@ -2601,7 +2635,58 @@
           <w:szCs w:val="28"/>
           <w:lang w:val="en-US"/>
         </w:rPr>
-        <w:t xml:space="preserve">    {</w:t>
+        <w:t xml:space="preserve">        public static List&lt;</w:t>
+      </w:r>
+      <w:proofErr w:type="spellStart"/>
+      <w:r>
+        <w:rPr>
+          <w:color w:val="000000" w:themeColor="text1"/>
+          <w:sz w:val="28"/>
+          <w:szCs w:val="28"/>
+          <w:lang w:val="en-US"/>
+        </w:rPr>
+        <w:t>TodoItem</w:t>
+      </w:r>
+      <w:proofErr w:type="spellEnd"/>
+      <w:r>
+        <w:rPr>
+          <w:color w:val="000000" w:themeColor="text1"/>
+          <w:sz w:val="28"/>
+          <w:szCs w:val="28"/>
+          <w:lang w:val="en-US"/>
+        </w:rPr>
+        <w:t>&gt; Items = new List&lt;</w:t>
+      </w:r>
+      <w:proofErr w:type="spellStart"/>
+      <w:r>
+        <w:rPr>
+          <w:color w:val="000000" w:themeColor="text1"/>
+          <w:sz w:val="28"/>
+          <w:szCs w:val="28"/>
+          <w:lang w:val="en-US"/>
+        </w:rPr>
+        <w:t>TodoItem</w:t>
+      </w:r>
+      <w:proofErr w:type="spellEnd"/>
+      <w:proofErr w:type="gramStart"/>
+      <w:r>
+        <w:rPr>
+          <w:color w:val="000000" w:themeColor="text1"/>
+          <w:sz w:val="28"/>
+          <w:szCs w:val="28"/>
+          <w:lang w:val="en-US"/>
+        </w:rPr>
+        <w:t>&gt;(</w:t>
+      </w:r>
+      <w:proofErr w:type="gramEnd"/>
+      <w:r>
+        <w:rPr>
+          <w:color w:val="000000" w:themeColor="text1"/>
+          <w:sz w:val="28"/>
+          <w:szCs w:val="28"/>
+          <w:lang w:val="en-US"/>
+        </w:rPr>
+        <w:t>);</w:t>
       </w:r>
     </w:p>
     <w:p>
@@ -2624,58 +2709,7 @@
           <w:szCs w:val="28"/>
           <w:lang w:val="en-US"/>
         </w:rPr>
-        <w:t xml:space="preserve">        public static List&lt;</w:t>
-      </w:r>
-      <w:proofErr w:type="spellStart"/>
-      <w:r>
-        <w:rPr>
-          <w:color w:val="000000" w:themeColor="text1"/>
-          <w:sz w:val="28"/>
-          <w:szCs w:val="28"/>
-          <w:lang w:val="en-US"/>
-        </w:rPr>
-        <w:t>TodoItem</w:t>
-      </w:r>
-      <w:proofErr w:type="spellEnd"/>
-      <w:r>
-        <w:rPr>
-          <w:color w:val="000000" w:themeColor="text1"/>
-          <w:sz w:val="28"/>
-          <w:szCs w:val="28"/>
-          <w:lang w:val="en-US"/>
-        </w:rPr>
-        <w:t>&gt; Items = new List&lt;</w:t>
-      </w:r>
-      <w:proofErr w:type="spellStart"/>
-      <w:r>
-        <w:rPr>
-          <w:color w:val="000000" w:themeColor="text1"/>
-          <w:sz w:val="28"/>
-          <w:szCs w:val="28"/>
-          <w:lang w:val="en-US"/>
-        </w:rPr>
-        <w:t>TodoItem</w:t>
-      </w:r>
-      <w:proofErr w:type="spellEnd"/>
-      <w:proofErr w:type="gramStart"/>
-      <w:r>
-        <w:rPr>
-          <w:color w:val="000000" w:themeColor="text1"/>
-          <w:sz w:val="28"/>
-          <w:szCs w:val="28"/>
-          <w:lang w:val="en-US"/>
-        </w:rPr>
-        <w:t>&gt;(</w:t>
-      </w:r>
-      <w:proofErr w:type="gramEnd"/>
-      <w:r>
-        <w:rPr>
-          <w:color w:val="000000" w:themeColor="text1"/>
-          <w:sz w:val="28"/>
-          <w:szCs w:val="28"/>
-          <w:lang w:val="en-US"/>
-        </w:rPr>
-        <w:t>);</w:t>
+        <w:t xml:space="preserve">    }</w:t>
       </w:r>
     </w:p>
     <w:p>
@@ -2688,30 +2722,6 @@
           <w:color w:val="000000" w:themeColor="text1"/>
           <w:sz w:val="28"/>
           <w:szCs w:val="28"/>
-          <w:lang w:val="en-US"/>
-        </w:rPr>
-      </w:pPr>
-      <w:r>
-        <w:rPr>
-          <w:color w:val="000000" w:themeColor="text1"/>
-          <w:sz w:val="28"/>
-          <w:szCs w:val="28"/>
-          <w:lang w:val="en-US"/>
-        </w:rPr>
-        <w:t xml:space="preserve">    }</w:t>
-      </w:r>
-    </w:p>
-    <w:p>
-      <w:pPr>
-        <w:pStyle w:val="aa"/>
-        <w:spacing w:before="0" w:beforeAutospacing="0" w:after="0" w:afterAutospacing="0"/>
-        <w:ind w:firstLine="709"/>
-        <w:jc w:val="both"/>
-        <w:rPr>
-          <w:color w:val="000000" w:themeColor="text1"/>
-          <w:sz w:val="28"/>
-          <w:szCs w:val="28"/>
-          <w:lang w:val="en-US"/>
         </w:rPr>
       </w:pPr>
       <w:r>
@@ -2723,1354 +2733,6 @@
         </w:rPr>
         <w:t>}</w:t>
       </w:r>
-    </w:p>
-    <w:p>
-      <w:pPr>
-        <w:pStyle w:val="aa"/>
-        <w:spacing w:before="0" w:beforeAutospacing="0" w:after="0" w:afterAutospacing="0"/>
-        <w:ind w:firstLine="709"/>
-        <w:jc w:val="both"/>
-        <w:rPr>
-          <w:color w:val="000000" w:themeColor="text1"/>
-          <w:sz w:val="28"/>
-          <w:szCs w:val="28"/>
-          <w:lang w:val="en-US"/>
-        </w:rPr>
-      </w:pPr>
-      <w:r>
-        <w:rPr>
-          <w:color w:val="000000" w:themeColor="text1"/>
-          <w:sz w:val="28"/>
-          <w:szCs w:val="28"/>
-          <w:lang w:val="en-US"/>
-        </w:rPr>
-        <w:t xml:space="preserve">@model </w:t>
-      </w:r>
-      <w:proofErr w:type="gramStart"/>
-      <w:r>
-        <w:rPr>
-          <w:color w:val="000000" w:themeColor="text1"/>
-          <w:sz w:val="28"/>
-          <w:szCs w:val="28"/>
-          <w:lang w:val="en-US"/>
-        </w:rPr>
-        <w:t>List&lt;</w:t>
-      </w:r>
-      <w:proofErr w:type="spellStart"/>
-      <w:r>
-        <w:rPr>
-          <w:color w:val="000000" w:themeColor="text1"/>
-          <w:sz w:val="28"/>
-          <w:szCs w:val="28"/>
-          <w:lang w:val="en-US"/>
-        </w:rPr>
-        <w:t>TodoListApp.Models.TodoItem</w:t>
-      </w:r>
-      <w:proofErr w:type="spellEnd"/>
-      <w:proofErr w:type="gramEnd"/>
-      <w:r>
-        <w:rPr>
-          <w:color w:val="000000" w:themeColor="text1"/>
-          <w:sz w:val="28"/>
-          <w:szCs w:val="28"/>
-          <w:lang w:val="en-US"/>
-        </w:rPr>
-        <w:t>&gt;</w:t>
-      </w:r>
-    </w:p>
-    <w:p>
-      <w:pPr>
-        <w:pStyle w:val="aa"/>
-        <w:spacing w:before="0" w:beforeAutospacing="0" w:after="0" w:afterAutospacing="0"/>
-        <w:ind w:firstLine="709"/>
-        <w:jc w:val="both"/>
-        <w:rPr>
-          <w:color w:val="000000" w:themeColor="text1"/>
-          <w:sz w:val="28"/>
-          <w:szCs w:val="28"/>
-          <w:lang w:val="en-US"/>
-        </w:rPr>
-      </w:pPr>
-      <w:r>
-        <w:rPr>
-          <w:color w:val="000000" w:themeColor="text1"/>
-          <w:sz w:val="28"/>
-          <w:szCs w:val="28"/>
-          <w:lang w:val="en-US"/>
-        </w:rPr>
-        <w:tab/>
-        <w:t>&lt;h2&gt;</w:t>
-      </w:r>
-      <w:r>
-        <w:rPr>
-          <w:color w:val="000000" w:themeColor="text1"/>
-          <w:sz w:val="28"/>
-          <w:szCs w:val="28"/>
-        </w:rPr>
-        <w:t>Список</w:t>
-      </w:r>
-      <w:r>
-        <w:rPr>
-          <w:color w:val="000000" w:themeColor="text1"/>
-          <w:sz w:val="28"/>
-          <w:szCs w:val="28"/>
-          <w:lang w:val="en-US"/>
-        </w:rPr>
-        <w:t xml:space="preserve"> </w:t>
-      </w:r>
-      <w:r>
-        <w:rPr>
-          <w:color w:val="000000" w:themeColor="text1"/>
-          <w:sz w:val="28"/>
-          <w:szCs w:val="28"/>
-        </w:rPr>
-        <w:t>задач</w:t>
-      </w:r>
-      <w:r>
-        <w:rPr>
-          <w:color w:val="000000" w:themeColor="text1"/>
-          <w:sz w:val="28"/>
-          <w:szCs w:val="28"/>
-          <w:lang w:val="en-US"/>
-        </w:rPr>
-        <w:t>&lt;/h2&gt;</w:t>
-      </w:r>
-    </w:p>
-    <w:p>
-      <w:pPr>
-        <w:pStyle w:val="aa"/>
-        <w:spacing w:before="0" w:beforeAutospacing="0" w:after="0" w:afterAutospacing="0"/>
-        <w:ind w:firstLine="709"/>
-        <w:jc w:val="both"/>
-        <w:rPr>
-          <w:color w:val="000000" w:themeColor="text1"/>
-          <w:sz w:val="28"/>
-          <w:szCs w:val="28"/>
-          <w:lang w:val="en-US"/>
-        </w:rPr>
-      </w:pPr>
-      <w:r>
-        <w:rPr>
-          <w:color w:val="000000" w:themeColor="text1"/>
-          <w:sz w:val="28"/>
-          <w:szCs w:val="28"/>
-          <w:lang w:val="en-US"/>
-        </w:rPr>
-        <w:tab/>
-        <w:t>&lt;</w:t>
-      </w:r>
-      <w:r>
-        <w:rPr>
-          <w:b/>
-          <w:bCs/>
-          <w:color w:val="000000" w:themeColor="text1"/>
-          <w:sz w:val="28"/>
-          <w:szCs w:val="28"/>
-          <w:lang w:val="en-US"/>
-        </w:rPr>
-        <w:t>form</w:t>
-      </w:r>
-      <w:r>
-        <w:rPr>
-          <w:color w:val="000000" w:themeColor="text1"/>
-          <w:sz w:val="28"/>
-          <w:szCs w:val="28"/>
-          <w:lang w:val="en-US"/>
-        </w:rPr>
-        <w:t xml:space="preserve"> </w:t>
-      </w:r>
-      <w:r>
-        <w:rPr>
-          <w:b/>
-          <w:bCs/>
-          <w:color w:val="000000" w:themeColor="text1"/>
-          <w:sz w:val="28"/>
-          <w:szCs w:val="28"/>
-          <w:lang w:val="en-US"/>
-        </w:rPr>
-        <w:t>method</w:t>
-      </w:r>
-      <w:r>
-        <w:rPr>
-          <w:color w:val="000000" w:themeColor="text1"/>
-          <w:sz w:val="28"/>
-          <w:szCs w:val="28"/>
-          <w:lang w:val="en-US"/>
-        </w:rPr>
-        <w:t xml:space="preserve">="post" </w:t>
-      </w:r>
-      <w:r>
-        <w:rPr>
-          <w:b/>
-          <w:bCs/>
-          <w:color w:val="000000" w:themeColor="text1"/>
-          <w:sz w:val="28"/>
-          <w:szCs w:val="28"/>
-          <w:lang w:val="en-US"/>
-        </w:rPr>
-        <w:t>asp-action</w:t>
-      </w:r>
-      <w:r>
-        <w:rPr>
-          <w:color w:val="000000" w:themeColor="text1"/>
-          <w:sz w:val="28"/>
-          <w:szCs w:val="28"/>
-          <w:lang w:val="en-US"/>
-        </w:rPr>
-        <w:t>="Add"&gt;</w:t>
-      </w:r>
-    </w:p>
-    <w:p>
-      <w:pPr>
-        <w:pStyle w:val="aa"/>
-        <w:spacing w:before="0" w:beforeAutospacing="0" w:after="0" w:afterAutospacing="0"/>
-        <w:ind w:firstLine="709"/>
-        <w:jc w:val="both"/>
-        <w:rPr>
-          <w:color w:val="000000" w:themeColor="text1"/>
-          <w:sz w:val="28"/>
-          <w:szCs w:val="28"/>
-          <w:lang w:val="en-US"/>
-        </w:rPr>
-      </w:pPr>
-      <w:r>
-        <w:rPr>
-          <w:color w:val="000000" w:themeColor="text1"/>
-          <w:sz w:val="28"/>
-          <w:szCs w:val="28"/>
-          <w:lang w:val="en-US"/>
-        </w:rPr>
-        <w:tab/>
-      </w:r>
-      <w:r>
-        <w:rPr>
-          <w:color w:val="000000" w:themeColor="text1"/>
-          <w:sz w:val="28"/>
-          <w:szCs w:val="28"/>
-          <w:lang w:val="en-US"/>
-        </w:rPr>
-        <w:tab/>
-        <w:t>&lt;input type="text" name="title" placeholder="</w:t>
-      </w:r>
-      <w:r>
-        <w:rPr>
-          <w:color w:val="000000" w:themeColor="text1"/>
-          <w:sz w:val="28"/>
-          <w:szCs w:val="28"/>
-        </w:rPr>
-        <w:t>Новая</w:t>
-      </w:r>
-      <w:r>
-        <w:rPr>
-          <w:color w:val="000000" w:themeColor="text1"/>
-          <w:sz w:val="28"/>
-          <w:szCs w:val="28"/>
-          <w:lang w:val="en-US"/>
-        </w:rPr>
-        <w:t xml:space="preserve"> </w:t>
-      </w:r>
-      <w:r>
-        <w:rPr>
-          <w:color w:val="000000" w:themeColor="text1"/>
-          <w:sz w:val="28"/>
-          <w:szCs w:val="28"/>
-        </w:rPr>
-        <w:t>задача</w:t>
-      </w:r>
-      <w:r>
-        <w:rPr>
-          <w:color w:val="000000" w:themeColor="text1"/>
-          <w:sz w:val="28"/>
-          <w:szCs w:val="28"/>
-          <w:lang w:val="en-US"/>
-        </w:rPr>
-        <w:t>" required /&gt;</w:t>
-      </w:r>
-    </w:p>
-    <w:p>
-      <w:pPr>
-        <w:pStyle w:val="aa"/>
-        <w:spacing w:before="0" w:beforeAutospacing="0" w:after="0" w:afterAutospacing="0"/>
-        <w:ind w:firstLine="709"/>
-        <w:jc w:val="both"/>
-        <w:rPr>
-          <w:color w:val="000000" w:themeColor="text1"/>
-          <w:sz w:val="28"/>
-          <w:szCs w:val="28"/>
-          <w:lang w:val="en-US"/>
-        </w:rPr>
-      </w:pPr>
-      <w:r>
-        <w:rPr>
-          <w:color w:val="000000" w:themeColor="text1"/>
-          <w:sz w:val="28"/>
-          <w:szCs w:val="28"/>
-          <w:lang w:val="en-US"/>
-        </w:rPr>
-        <w:tab/>
-      </w:r>
-      <w:r>
-        <w:rPr>
-          <w:color w:val="000000" w:themeColor="text1"/>
-          <w:sz w:val="28"/>
-          <w:szCs w:val="28"/>
-          <w:lang w:val="en-US"/>
-        </w:rPr>
-        <w:tab/>
-        <w:t>&lt;button type="submit"&gt;</w:t>
-      </w:r>
-      <w:r>
-        <w:rPr>
-          <w:color w:val="000000" w:themeColor="text1"/>
-          <w:sz w:val="28"/>
-          <w:szCs w:val="28"/>
-        </w:rPr>
-        <w:t>Добавить</w:t>
-      </w:r>
-      <w:r>
-        <w:rPr>
-          <w:color w:val="000000" w:themeColor="text1"/>
-          <w:sz w:val="28"/>
-          <w:szCs w:val="28"/>
-          <w:lang w:val="en-US"/>
-        </w:rPr>
-        <w:t>&lt;/button&gt;</w:t>
-      </w:r>
-    </w:p>
-    <w:p>
-      <w:pPr>
-        <w:pStyle w:val="aa"/>
-        <w:spacing w:before="0" w:beforeAutospacing="0" w:after="0" w:afterAutospacing="0"/>
-        <w:ind w:firstLine="709"/>
-        <w:jc w:val="both"/>
-        <w:rPr>
-          <w:color w:val="000000" w:themeColor="text1"/>
-          <w:sz w:val="28"/>
-          <w:szCs w:val="28"/>
-          <w:lang w:val="en-US"/>
-        </w:rPr>
-      </w:pPr>
-      <w:r>
-        <w:rPr>
-          <w:color w:val="000000" w:themeColor="text1"/>
-          <w:sz w:val="28"/>
-          <w:szCs w:val="28"/>
-          <w:lang w:val="en-US"/>
-        </w:rPr>
-        <w:tab/>
-        <w:t>&lt;/</w:t>
-      </w:r>
-      <w:r>
-        <w:rPr>
-          <w:b/>
-          <w:bCs/>
-          <w:color w:val="000000" w:themeColor="text1"/>
-          <w:sz w:val="28"/>
-          <w:szCs w:val="28"/>
-          <w:lang w:val="en-US"/>
-        </w:rPr>
-        <w:t>form</w:t>
-      </w:r>
-      <w:r>
-        <w:rPr>
-          <w:color w:val="000000" w:themeColor="text1"/>
-          <w:sz w:val="28"/>
-          <w:szCs w:val="28"/>
-          <w:lang w:val="en-US"/>
-        </w:rPr>
-        <w:t>&gt;</w:t>
-      </w:r>
-    </w:p>
-    <w:p>
-      <w:pPr>
-        <w:pStyle w:val="aa"/>
-        <w:spacing w:before="0" w:beforeAutospacing="0" w:after="0" w:afterAutospacing="0"/>
-        <w:ind w:firstLine="709"/>
-        <w:jc w:val="both"/>
-        <w:rPr>
-          <w:color w:val="000000" w:themeColor="text1"/>
-          <w:sz w:val="28"/>
-          <w:szCs w:val="28"/>
-          <w:lang w:val="en-US"/>
-        </w:rPr>
-      </w:pPr>
-      <w:r>
-        <w:rPr>
-          <w:color w:val="000000" w:themeColor="text1"/>
-          <w:sz w:val="28"/>
-          <w:szCs w:val="28"/>
-          <w:lang w:val="en-US"/>
-        </w:rPr>
-        <w:tab/>
-        <w:t>&lt;</w:t>
-      </w:r>
-      <w:proofErr w:type="spellStart"/>
-      <w:r>
-        <w:rPr>
-          <w:color w:val="000000" w:themeColor="text1"/>
-          <w:sz w:val="28"/>
-          <w:szCs w:val="28"/>
-          <w:lang w:val="en-US"/>
-        </w:rPr>
-        <w:t>br</w:t>
-      </w:r>
-      <w:proofErr w:type="spellEnd"/>
-      <w:r>
-        <w:rPr>
-          <w:color w:val="000000" w:themeColor="text1"/>
-          <w:sz w:val="28"/>
-          <w:szCs w:val="28"/>
-          <w:lang w:val="en-US"/>
-        </w:rPr>
-        <w:t xml:space="preserve"> /&gt;</w:t>
-      </w:r>
-    </w:p>
-    <w:p>
-      <w:pPr>
-        <w:pStyle w:val="aa"/>
-        <w:spacing w:before="0" w:beforeAutospacing="0" w:after="0" w:afterAutospacing="0"/>
-        <w:ind w:firstLine="709"/>
-        <w:jc w:val="both"/>
-        <w:rPr>
-          <w:color w:val="000000" w:themeColor="text1"/>
-          <w:sz w:val="28"/>
-          <w:szCs w:val="28"/>
-          <w:lang w:val="en-US"/>
-        </w:rPr>
-      </w:pPr>
-      <w:r>
-        <w:rPr>
-          <w:color w:val="000000" w:themeColor="text1"/>
-          <w:sz w:val="28"/>
-          <w:szCs w:val="28"/>
-          <w:lang w:val="en-US"/>
-        </w:rPr>
-        <w:tab/>
-        <w:t xml:space="preserve">&lt;a </w:t>
-      </w:r>
-      <w:proofErr w:type="spellStart"/>
-      <w:r>
-        <w:rPr>
-          <w:color w:val="000000" w:themeColor="text1"/>
-          <w:sz w:val="28"/>
-          <w:szCs w:val="28"/>
-          <w:lang w:val="en-US"/>
-        </w:rPr>
-        <w:t>href</w:t>
-      </w:r>
-      <w:proofErr w:type="spellEnd"/>
-      <w:r>
-        <w:rPr>
-          <w:color w:val="000000" w:themeColor="text1"/>
-          <w:sz w:val="28"/>
-          <w:szCs w:val="28"/>
-          <w:lang w:val="en-US"/>
-        </w:rPr>
-        <w:t>="/Todo"&gt;</w:t>
-      </w:r>
-      <w:r>
-        <w:rPr>
-          <w:color w:val="000000" w:themeColor="text1"/>
-          <w:sz w:val="28"/>
-          <w:szCs w:val="28"/>
-        </w:rPr>
-        <w:t>Все</w:t>
-      </w:r>
-      <w:r>
-        <w:rPr>
-          <w:color w:val="000000" w:themeColor="text1"/>
-          <w:sz w:val="28"/>
-          <w:szCs w:val="28"/>
-          <w:lang w:val="en-US"/>
-        </w:rPr>
-        <w:t>&lt;/a&gt; |</w:t>
-      </w:r>
-    </w:p>
-    <w:p>
-      <w:pPr>
-        <w:pStyle w:val="aa"/>
-        <w:spacing w:before="0" w:beforeAutospacing="0" w:after="0" w:afterAutospacing="0"/>
-        <w:ind w:firstLine="709"/>
-        <w:jc w:val="both"/>
-        <w:rPr>
-          <w:color w:val="000000" w:themeColor="text1"/>
-          <w:sz w:val="28"/>
-          <w:szCs w:val="28"/>
-          <w:lang w:val="en-US"/>
-        </w:rPr>
-      </w:pPr>
-      <w:r>
-        <w:rPr>
-          <w:color w:val="000000" w:themeColor="text1"/>
-          <w:sz w:val="28"/>
-          <w:szCs w:val="28"/>
-          <w:lang w:val="en-US"/>
-        </w:rPr>
-        <w:tab/>
-        <w:t xml:space="preserve">&lt;a </w:t>
-      </w:r>
-      <w:proofErr w:type="spellStart"/>
-      <w:r>
-        <w:rPr>
-          <w:color w:val="000000" w:themeColor="text1"/>
-          <w:sz w:val="28"/>
-          <w:szCs w:val="28"/>
-          <w:lang w:val="en-US"/>
-        </w:rPr>
-        <w:t>href</w:t>
-      </w:r>
-      <w:proofErr w:type="spellEnd"/>
-      <w:r>
-        <w:rPr>
-          <w:color w:val="000000" w:themeColor="text1"/>
-          <w:sz w:val="28"/>
-          <w:szCs w:val="28"/>
-          <w:lang w:val="en-US"/>
-        </w:rPr>
-        <w:t>="/</w:t>
-      </w:r>
-      <w:proofErr w:type="spellStart"/>
-      <w:r>
-        <w:rPr>
-          <w:color w:val="000000" w:themeColor="text1"/>
-          <w:sz w:val="28"/>
-          <w:szCs w:val="28"/>
-          <w:lang w:val="en-US"/>
-        </w:rPr>
-        <w:t>Todo?status</w:t>
-      </w:r>
-      <w:proofErr w:type="spellEnd"/>
-      <w:r>
-        <w:rPr>
-          <w:color w:val="000000" w:themeColor="text1"/>
-          <w:sz w:val="28"/>
-          <w:szCs w:val="28"/>
-          <w:lang w:val="en-US"/>
-        </w:rPr>
-        <w:t>=active"&gt;</w:t>
-      </w:r>
-      <w:r>
-        <w:rPr>
-          <w:color w:val="000000" w:themeColor="text1"/>
-          <w:sz w:val="28"/>
-          <w:szCs w:val="28"/>
-        </w:rPr>
-        <w:t>Активные</w:t>
-      </w:r>
-      <w:r>
-        <w:rPr>
-          <w:color w:val="000000" w:themeColor="text1"/>
-          <w:sz w:val="28"/>
-          <w:szCs w:val="28"/>
-          <w:lang w:val="en-US"/>
-        </w:rPr>
-        <w:t>&lt;/a&gt;</w:t>
-      </w:r>
-    </w:p>
-    <w:p>
-      <w:pPr>
-        <w:pStyle w:val="aa"/>
-        <w:spacing w:before="0" w:beforeAutospacing="0" w:after="0" w:afterAutospacing="0"/>
-        <w:ind w:firstLine="709"/>
-        <w:jc w:val="both"/>
-        <w:rPr>
-          <w:color w:val="000000" w:themeColor="text1"/>
-          <w:sz w:val="28"/>
-          <w:szCs w:val="28"/>
-          <w:lang w:val="en-US"/>
-        </w:rPr>
-      </w:pPr>
-      <w:r>
-        <w:rPr>
-          <w:color w:val="000000" w:themeColor="text1"/>
-          <w:sz w:val="28"/>
-          <w:szCs w:val="28"/>
-          <w:lang w:val="en-US"/>
-        </w:rPr>
-        <w:tab/>
-        <w:t xml:space="preserve">&lt;a </w:t>
-      </w:r>
-      <w:proofErr w:type="spellStart"/>
-      <w:r>
-        <w:rPr>
-          <w:color w:val="000000" w:themeColor="text1"/>
-          <w:sz w:val="28"/>
-          <w:szCs w:val="28"/>
-          <w:lang w:val="en-US"/>
-        </w:rPr>
-        <w:t>href</w:t>
-      </w:r>
-      <w:proofErr w:type="spellEnd"/>
-      <w:r>
-        <w:rPr>
-          <w:color w:val="000000" w:themeColor="text1"/>
-          <w:sz w:val="28"/>
-          <w:szCs w:val="28"/>
-          <w:lang w:val="en-US"/>
-        </w:rPr>
-        <w:t>="/</w:t>
-      </w:r>
-      <w:proofErr w:type="spellStart"/>
-      <w:r>
-        <w:rPr>
-          <w:color w:val="000000" w:themeColor="text1"/>
-          <w:sz w:val="28"/>
-          <w:szCs w:val="28"/>
-          <w:lang w:val="en-US"/>
-        </w:rPr>
-        <w:t>Todo?status</w:t>
-      </w:r>
-      <w:proofErr w:type="spellEnd"/>
-      <w:r>
-        <w:rPr>
-          <w:color w:val="000000" w:themeColor="text1"/>
-          <w:sz w:val="28"/>
-          <w:szCs w:val="28"/>
-          <w:lang w:val="en-US"/>
-        </w:rPr>
-        <w:t>=completed"&gt;</w:t>
-      </w:r>
-      <w:r>
-        <w:rPr>
-          <w:color w:val="000000" w:themeColor="text1"/>
-          <w:sz w:val="28"/>
-          <w:szCs w:val="28"/>
-        </w:rPr>
-        <w:t>Завершённые</w:t>
-      </w:r>
-      <w:r>
-        <w:rPr>
-          <w:color w:val="000000" w:themeColor="text1"/>
-          <w:sz w:val="28"/>
-          <w:szCs w:val="28"/>
-          <w:lang w:val="en-US"/>
-        </w:rPr>
-        <w:t>&lt;/a&gt;</w:t>
-      </w:r>
-    </w:p>
-    <w:p>
-      <w:pPr>
-        <w:pStyle w:val="aa"/>
-        <w:spacing w:before="0" w:beforeAutospacing="0" w:after="0" w:afterAutospacing="0"/>
-        <w:ind w:firstLine="709"/>
-        <w:jc w:val="both"/>
-        <w:rPr>
-          <w:color w:val="000000" w:themeColor="text1"/>
-          <w:sz w:val="28"/>
-          <w:szCs w:val="28"/>
-          <w:lang w:val="en-US"/>
-        </w:rPr>
-      </w:pPr>
-      <w:r>
-        <w:rPr>
-          <w:color w:val="000000" w:themeColor="text1"/>
-          <w:sz w:val="28"/>
-          <w:szCs w:val="28"/>
-          <w:lang w:val="en-US"/>
-        </w:rPr>
-        <w:tab/>
-        <w:t>&lt;ul&gt;</w:t>
-      </w:r>
-    </w:p>
-    <w:p>
-      <w:pPr>
-        <w:pStyle w:val="aa"/>
-        <w:spacing w:before="0" w:beforeAutospacing="0" w:after="0" w:afterAutospacing="0"/>
-        <w:ind w:firstLine="709"/>
-        <w:jc w:val="both"/>
-        <w:rPr>
-          <w:color w:val="000000" w:themeColor="text1"/>
-          <w:sz w:val="28"/>
-          <w:szCs w:val="28"/>
-          <w:lang w:val="en-US"/>
-        </w:rPr>
-      </w:pPr>
-      <w:r>
-        <w:rPr>
-          <w:color w:val="000000" w:themeColor="text1"/>
-          <w:sz w:val="28"/>
-          <w:szCs w:val="28"/>
-          <w:lang w:val="en-US"/>
-        </w:rPr>
-        <w:tab/>
-        <w:t>@foreach (var item in Model)</w:t>
-      </w:r>
-    </w:p>
-    <w:p>
-      <w:pPr>
-        <w:pStyle w:val="aa"/>
-        <w:spacing w:before="0" w:beforeAutospacing="0" w:after="0" w:afterAutospacing="0"/>
-        <w:ind w:firstLine="709"/>
-        <w:jc w:val="both"/>
-        <w:rPr>
-          <w:color w:val="000000" w:themeColor="text1"/>
-          <w:sz w:val="28"/>
-          <w:szCs w:val="28"/>
-          <w:lang w:val="en-US"/>
-        </w:rPr>
-      </w:pPr>
-      <w:r>
-        <w:rPr>
-          <w:color w:val="000000" w:themeColor="text1"/>
-          <w:sz w:val="28"/>
-          <w:szCs w:val="28"/>
-          <w:lang w:val="en-US"/>
-        </w:rPr>
-        <w:tab/>
-        <w:t>{</w:t>
-      </w:r>
-    </w:p>
-    <w:p>
-      <w:pPr>
-        <w:pStyle w:val="aa"/>
-        <w:spacing w:before="0" w:beforeAutospacing="0" w:after="0" w:afterAutospacing="0"/>
-        <w:ind w:firstLine="709"/>
-        <w:jc w:val="both"/>
-        <w:rPr>
-          <w:color w:val="000000" w:themeColor="text1"/>
-          <w:sz w:val="28"/>
-          <w:szCs w:val="28"/>
-          <w:lang w:val="en-US"/>
-        </w:rPr>
-      </w:pPr>
-      <w:r>
-        <w:rPr>
-          <w:color w:val="000000" w:themeColor="text1"/>
-          <w:sz w:val="28"/>
-          <w:szCs w:val="28"/>
-          <w:lang w:val="en-US"/>
-        </w:rPr>
-        <w:tab/>
-      </w:r>
-      <w:r>
-        <w:rPr>
-          <w:color w:val="000000" w:themeColor="text1"/>
-          <w:sz w:val="28"/>
-          <w:szCs w:val="28"/>
-          <w:lang w:val="en-US"/>
-        </w:rPr>
-        <w:tab/>
-        <w:t>&lt;li&gt;</w:t>
-      </w:r>
-    </w:p>
-    <w:p>
-      <w:pPr>
-        <w:pStyle w:val="aa"/>
-        <w:spacing w:before="0" w:beforeAutospacing="0" w:after="0" w:afterAutospacing="0"/>
-        <w:ind w:firstLine="709"/>
-        <w:jc w:val="both"/>
-        <w:rPr>
-          <w:color w:val="000000" w:themeColor="text1"/>
-          <w:sz w:val="28"/>
-          <w:szCs w:val="28"/>
-          <w:lang w:val="en-US"/>
-        </w:rPr>
-      </w:pPr>
-      <w:r>
-        <w:rPr>
-          <w:color w:val="000000" w:themeColor="text1"/>
-          <w:sz w:val="28"/>
-          <w:szCs w:val="28"/>
-          <w:lang w:val="en-US"/>
-        </w:rPr>
-        <w:lastRenderedPageBreak/>
-        <w:tab/>
-      </w:r>
-      <w:r>
-        <w:rPr>
-          <w:color w:val="000000" w:themeColor="text1"/>
-          <w:sz w:val="28"/>
-          <w:szCs w:val="28"/>
-          <w:lang w:val="en-US"/>
-        </w:rPr>
-        <w:tab/>
-      </w:r>
-      <w:r>
-        <w:rPr>
-          <w:color w:val="000000" w:themeColor="text1"/>
-          <w:sz w:val="28"/>
-          <w:szCs w:val="28"/>
-          <w:lang w:val="en-US"/>
-        </w:rPr>
-        <w:tab/>
-        <w:t>@</w:t>
-      </w:r>
-      <w:proofErr w:type="gramStart"/>
-      <w:r>
-        <w:rPr>
-          <w:color w:val="000000" w:themeColor="text1"/>
-          <w:sz w:val="28"/>
-          <w:szCs w:val="28"/>
-          <w:lang w:val="en-US"/>
-        </w:rPr>
-        <w:t>item.Title</w:t>
-      </w:r>
-      <w:proofErr w:type="gramEnd"/>
-    </w:p>
-    <w:p>
-      <w:pPr>
-        <w:pStyle w:val="aa"/>
-        <w:spacing w:before="0" w:beforeAutospacing="0" w:after="0" w:afterAutospacing="0"/>
-        <w:ind w:firstLine="709"/>
-        <w:jc w:val="both"/>
-        <w:rPr>
-          <w:color w:val="000000" w:themeColor="text1"/>
-          <w:sz w:val="28"/>
-          <w:szCs w:val="28"/>
-          <w:lang w:val="en-US"/>
-        </w:rPr>
-      </w:pPr>
-      <w:r>
-        <w:rPr>
-          <w:color w:val="000000" w:themeColor="text1"/>
-          <w:sz w:val="28"/>
-          <w:szCs w:val="28"/>
-          <w:lang w:val="en-US"/>
-        </w:rPr>
-        <w:tab/>
-      </w:r>
-      <w:r>
-        <w:rPr>
-          <w:color w:val="000000" w:themeColor="text1"/>
-          <w:sz w:val="28"/>
-          <w:szCs w:val="28"/>
-          <w:lang w:val="en-US"/>
-        </w:rPr>
-        <w:tab/>
-      </w:r>
-      <w:r>
-        <w:rPr>
-          <w:color w:val="000000" w:themeColor="text1"/>
-          <w:sz w:val="28"/>
-          <w:szCs w:val="28"/>
-          <w:lang w:val="en-US"/>
-        </w:rPr>
-        <w:tab/>
-        <w:t xml:space="preserve">@if </w:t>
-      </w:r>
-      <w:proofErr w:type="gramStart"/>
-      <w:r>
-        <w:rPr>
-          <w:color w:val="000000" w:themeColor="text1"/>
-          <w:sz w:val="28"/>
-          <w:szCs w:val="28"/>
-          <w:lang w:val="en-US"/>
-        </w:rPr>
-        <w:t>(!</w:t>
-      </w:r>
-      <w:proofErr w:type="spellStart"/>
-      <w:r>
-        <w:rPr>
-          <w:color w:val="000000" w:themeColor="text1"/>
-          <w:sz w:val="28"/>
-          <w:szCs w:val="28"/>
-          <w:lang w:val="en-US"/>
-        </w:rPr>
-        <w:t>item</w:t>
-      </w:r>
-      <w:proofErr w:type="gramEnd"/>
-      <w:r>
-        <w:rPr>
-          <w:color w:val="000000" w:themeColor="text1"/>
-          <w:sz w:val="28"/>
-          <w:szCs w:val="28"/>
-          <w:lang w:val="en-US"/>
-        </w:rPr>
-        <w:t>.IsCompleted</w:t>
-      </w:r>
-      <w:proofErr w:type="spellEnd"/>
-      <w:r>
-        <w:rPr>
-          <w:color w:val="000000" w:themeColor="text1"/>
-          <w:sz w:val="28"/>
-          <w:szCs w:val="28"/>
-          <w:lang w:val="en-US"/>
-        </w:rPr>
-        <w:t>)</w:t>
-      </w:r>
-    </w:p>
-    <w:p>
-      <w:pPr>
-        <w:pStyle w:val="aa"/>
-        <w:spacing w:before="0" w:beforeAutospacing="0" w:after="0" w:afterAutospacing="0"/>
-        <w:ind w:firstLine="709"/>
-        <w:jc w:val="both"/>
-        <w:rPr>
-          <w:color w:val="000000" w:themeColor="text1"/>
-          <w:sz w:val="28"/>
-          <w:szCs w:val="28"/>
-          <w:lang w:val="en-US"/>
-        </w:rPr>
-      </w:pPr>
-      <w:r>
-        <w:rPr>
-          <w:color w:val="000000" w:themeColor="text1"/>
-          <w:sz w:val="28"/>
-          <w:szCs w:val="28"/>
-          <w:lang w:val="en-US"/>
-        </w:rPr>
-        <w:tab/>
-      </w:r>
-      <w:r>
-        <w:rPr>
-          <w:color w:val="000000" w:themeColor="text1"/>
-          <w:sz w:val="28"/>
-          <w:szCs w:val="28"/>
-          <w:lang w:val="en-US"/>
-        </w:rPr>
-        <w:tab/>
-      </w:r>
-      <w:r>
-        <w:rPr>
-          <w:color w:val="000000" w:themeColor="text1"/>
-          <w:sz w:val="28"/>
-          <w:szCs w:val="28"/>
-          <w:lang w:val="en-US"/>
-        </w:rPr>
-        <w:tab/>
-        <w:t>{</w:t>
-      </w:r>
-    </w:p>
-    <w:p>
-      <w:pPr>
-        <w:pStyle w:val="aa"/>
-        <w:spacing w:before="0" w:beforeAutospacing="0" w:after="0" w:afterAutospacing="0"/>
-        <w:ind w:firstLine="709"/>
-        <w:jc w:val="both"/>
-        <w:rPr>
-          <w:color w:val="000000" w:themeColor="text1"/>
-          <w:sz w:val="28"/>
-          <w:szCs w:val="28"/>
-          <w:lang w:val="en-US"/>
-        </w:rPr>
-      </w:pPr>
-      <w:r>
-        <w:rPr>
-          <w:color w:val="000000" w:themeColor="text1"/>
-          <w:sz w:val="28"/>
-          <w:szCs w:val="28"/>
-          <w:lang w:val="en-US"/>
-        </w:rPr>
-        <w:tab/>
-      </w:r>
-      <w:r>
-        <w:rPr>
-          <w:color w:val="000000" w:themeColor="text1"/>
-          <w:sz w:val="28"/>
-          <w:szCs w:val="28"/>
-          <w:lang w:val="en-US"/>
-        </w:rPr>
-        <w:tab/>
-      </w:r>
-      <w:r>
-        <w:rPr>
-          <w:color w:val="000000" w:themeColor="text1"/>
-          <w:sz w:val="28"/>
-          <w:szCs w:val="28"/>
-          <w:lang w:val="en-US"/>
-        </w:rPr>
-        <w:tab/>
-      </w:r>
-      <w:r>
-        <w:rPr>
-          <w:color w:val="000000" w:themeColor="text1"/>
-          <w:sz w:val="28"/>
-          <w:szCs w:val="28"/>
-          <w:lang w:val="en-US"/>
-        </w:rPr>
-        <w:tab/>
-        <w:t xml:space="preserve">&lt;a </w:t>
-      </w:r>
-      <w:proofErr w:type="spellStart"/>
-      <w:r>
-        <w:rPr>
-          <w:color w:val="000000" w:themeColor="text1"/>
-          <w:sz w:val="28"/>
-          <w:szCs w:val="28"/>
-          <w:lang w:val="en-US"/>
-        </w:rPr>
-        <w:t>href</w:t>
-      </w:r>
-      <w:proofErr w:type="spellEnd"/>
-      <w:r>
-        <w:rPr>
-          <w:color w:val="000000" w:themeColor="text1"/>
-          <w:sz w:val="28"/>
-          <w:szCs w:val="28"/>
-          <w:lang w:val="en-US"/>
-        </w:rPr>
-        <w:t>="/Todo/Complete/@item.Id"&gt;</w:t>
-      </w:r>
-      <w:r>
-        <w:rPr>
-          <w:color w:val="000000" w:themeColor="text1"/>
-          <w:sz w:val="28"/>
-          <w:szCs w:val="28"/>
-        </w:rPr>
-        <w:t>Завершить</w:t>
-      </w:r>
-      <w:r>
-        <w:rPr>
-          <w:color w:val="000000" w:themeColor="text1"/>
-          <w:sz w:val="28"/>
-          <w:szCs w:val="28"/>
-          <w:lang w:val="en-US"/>
-        </w:rPr>
-        <w:t>&lt;/a&gt;</w:t>
-      </w:r>
-    </w:p>
-    <w:p>
-      <w:pPr>
-        <w:pStyle w:val="aa"/>
-        <w:spacing w:before="0" w:beforeAutospacing="0" w:after="0" w:afterAutospacing="0"/>
-        <w:ind w:firstLine="709"/>
-        <w:jc w:val="both"/>
-        <w:rPr>
-          <w:color w:val="000000" w:themeColor="text1"/>
-          <w:sz w:val="28"/>
-          <w:szCs w:val="28"/>
-          <w:lang w:val="en-US"/>
-        </w:rPr>
-      </w:pPr>
-      <w:r>
-        <w:rPr>
-          <w:color w:val="000000" w:themeColor="text1"/>
-          <w:sz w:val="28"/>
-          <w:szCs w:val="28"/>
-          <w:lang w:val="en-US"/>
-        </w:rPr>
-        <w:tab/>
-      </w:r>
-      <w:r>
-        <w:rPr>
-          <w:color w:val="000000" w:themeColor="text1"/>
-          <w:sz w:val="28"/>
-          <w:szCs w:val="28"/>
-          <w:lang w:val="en-US"/>
-        </w:rPr>
-        <w:tab/>
-      </w:r>
-      <w:r>
-        <w:rPr>
-          <w:color w:val="000000" w:themeColor="text1"/>
-          <w:sz w:val="28"/>
-          <w:szCs w:val="28"/>
-          <w:lang w:val="en-US"/>
-        </w:rPr>
-        <w:tab/>
-        <w:t>}</w:t>
-      </w:r>
-    </w:p>
-    <w:p>
-      <w:pPr>
-        <w:pStyle w:val="aa"/>
-        <w:spacing w:before="0" w:beforeAutospacing="0" w:after="0" w:afterAutospacing="0"/>
-        <w:ind w:firstLine="709"/>
-        <w:jc w:val="both"/>
-        <w:rPr>
-          <w:color w:val="000000" w:themeColor="text1"/>
-          <w:sz w:val="28"/>
-          <w:szCs w:val="28"/>
-          <w:lang w:val="en-US"/>
-        </w:rPr>
-      </w:pPr>
-      <w:r>
-        <w:rPr>
-          <w:color w:val="000000" w:themeColor="text1"/>
-          <w:sz w:val="28"/>
-          <w:szCs w:val="28"/>
-          <w:lang w:val="en-US"/>
-        </w:rPr>
-        <w:tab/>
-      </w:r>
-      <w:r>
-        <w:rPr>
-          <w:color w:val="000000" w:themeColor="text1"/>
-          <w:sz w:val="28"/>
-          <w:szCs w:val="28"/>
-          <w:lang w:val="en-US"/>
-        </w:rPr>
-        <w:tab/>
-      </w:r>
-      <w:r>
-        <w:rPr>
-          <w:color w:val="000000" w:themeColor="text1"/>
-          <w:sz w:val="28"/>
-          <w:szCs w:val="28"/>
-          <w:lang w:val="en-US"/>
-        </w:rPr>
-        <w:tab/>
-        <w:t>else</w:t>
-      </w:r>
-    </w:p>
-    <w:p>
-      <w:pPr>
-        <w:pStyle w:val="aa"/>
-        <w:spacing w:before="0" w:beforeAutospacing="0" w:after="0" w:afterAutospacing="0"/>
-        <w:ind w:firstLine="709"/>
-        <w:jc w:val="both"/>
-        <w:rPr>
-          <w:color w:val="000000" w:themeColor="text1"/>
-          <w:sz w:val="28"/>
-          <w:szCs w:val="28"/>
-          <w:lang w:val="en-US"/>
-        </w:rPr>
-      </w:pPr>
-      <w:r>
-        <w:rPr>
-          <w:color w:val="000000" w:themeColor="text1"/>
-          <w:sz w:val="28"/>
-          <w:szCs w:val="28"/>
-          <w:lang w:val="en-US"/>
-        </w:rPr>
-        <w:tab/>
-      </w:r>
-      <w:r>
-        <w:rPr>
-          <w:color w:val="000000" w:themeColor="text1"/>
-          <w:sz w:val="28"/>
-          <w:szCs w:val="28"/>
-          <w:lang w:val="en-US"/>
-        </w:rPr>
-        <w:tab/>
-      </w:r>
-      <w:r>
-        <w:rPr>
-          <w:color w:val="000000" w:themeColor="text1"/>
-          <w:sz w:val="28"/>
-          <w:szCs w:val="28"/>
-          <w:lang w:val="en-US"/>
-        </w:rPr>
-        <w:tab/>
-        <w:t>{</w:t>
-      </w:r>
-    </w:p>
-    <w:p>
-      <w:pPr>
-        <w:pStyle w:val="aa"/>
-        <w:spacing w:before="0" w:beforeAutospacing="0" w:after="0" w:afterAutospacing="0"/>
-        <w:ind w:firstLine="709"/>
-        <w:jc w:val="both"/>
-        <w:rPr>
-          <w:color w:val="000000" w:themeColor="text1"/>
-          <w:sz w:val="28"/>
-          <w:szCs w:val="28"/>
-          <w:lang w:val="en-US"/>
-        </w:rPr>
-      </w:pPr>
-      <w:r>
-        <w:rPr>
-          <w:color w:val="000000" w:themeColor="text1"/>
-          <w:sz w:val="28"/>
-          <w:szCs w:val="28"/>
-          <w:lang w:val="en-US"/>
-        </w:rPr>
-        <w:tab/>
-      </w:r>
-      <w:r>
-        <w:rPr>
-          <w:color w:val="000000" w:themeColor="text1"/>
-          <w:sz w:val="28"/>
-          <w:szCs w:val="28"/>
-          <w:lang w:val="en-US"/>
-        </w:rPr>
-        <w:tab/>
-      </w:r>
-      <w:r>
-        <w:rPr>
-          <w:color w:val="000000" w:themeColor="text1"/>
-          <w:sz w:val="28"/>
-          <w:szCs w:val="28"/>
-          <w:lang w:val="en-US"/>
-        </w:rPr>
-        <w:tab/>
-      </w:r>
-      <w:r>
-        <w:rPr>
-          <w:color w:val="000000" w:themeColor="text1"/>
-          <w:sz w:val="28"/>
-          <w:szCs w:val="28"/>
-          <w:lang w:val="en-US"/>
-        </w:rPr>
-        <w:tab/>
-        <w:t>&lt;span&gt;(</w:t>
-      </w:r>
-      <w:r>
-        <w:rPr>
-          <w:color w:val="000000" w:themeColor="text1"/>
-          <w:sz w:val="28"/>
-          <w:szCs w:val="28"/>
-        </w:rPr>
-        <w:t>Готово</w:t>
-      </w:r>
-      <w:r>
-        <w:rPr>
-          <w:color w:val="000000" w:themeColor="text1"/>
-          <w:sz w:val="28"/>
-          <w:szCs w:val="28"/>
-          <w:lang w:val="en-US"/>
-        </w:rPr>
-        <w:t>)&lt;/span&gt;</w:t>
-      </w:r>
-    </w:p>
-    <w:p>
-      <w:pPr>
-        <w:pStyle w:val="aa"/>
-        <w:spacing w:before="0" w:beforeAutospacing="0" w:after="0" w:afterAutospacing="0"/>
-        <w:ind w:firstLine="709"/>
-        <w:jc w:val="both"/>
-        <w:rPr>
-          <w:color w:val="000000" w:themeColor="text1"/>
-          <w:sz w:val="28"/>
-          <w:szCs w:val="28"/>
-          <w:lang w:val="en-US"/>
-        </w:rPr>
-      </w:pPr>
-      <w:r>
-        <w:rPr>
-          <w:color w:val="000000" w:themeColor="text1"/>
-          <w:sz w:val="28"/>
-          <w:szCs w:val="28"/>
-          <w:lang w:val="en-US"/>
-        </w:rPr>
-        <w:tab/>
-      </w:r>
-      <w:r>
-        <w:rPr>
-          <w:color w:val="000000" w:themeColor="text1"/>
-          <w:sz w:val="28"/>
-          <w:szCs w:val="28"/>
-          <w:lang w:val="en-US"/>
-        </w:rPr>
-        <w:tab/>
-      </w:r>
-      <w:r>
-        <w:rPr>
-          <w:color w:val="000000" w:themeColor="text1"/>
-          <w:sz w:val="28"/>
-          <w:szCs w:val="28"/>
-          <w:lang w:val="en-US"/>
-        </w:rPr>
-        <w:tab/>
-        <w:t>}</w:t>
-      </w:r>
-    </w:p>
-    <w:p>
-      <w:pPr>
-        <w:pStyle w:val="aa"/>
-        <w:spacing w:before="0" w:beforeAutospacing="0" w:after="0" w:afterAutospacing="0"/>
-        <w:ind w:firstLine="709"/>
-        <w:jc w:val="both"/>
-        <w:rPr>
-          <w:color w:val="000000" w:themeColor="text1"/>
-          <w:sz w:val="28"/>
-          <w:szCs w:val="28"/>
-          <w:lang w:val="en-US"/>
-        </w:rPr>
-      </w:pPr>
-      <w:r>
-        <w:rPr>
-          <w:color w:val="000000" w:themeColor="text1"/>
-          <w:sz w:val="28"/>
-          <w:szCs w:val="28"/>
-          <w:lang w:val="en-US"/>
-        </w:rPr>
-        <w:tab/>
-      </w:r>
-      <w:r>
-        <w:rPr>
-          <w:color w:val="000000" w:themeColor="text1"/>
-          <w:sz w:val="28"/>
-          <w:szCs w:val="28"/>
-          <w:lang w:val="en-US"/>
-        </w:rPr>
-        <w:tab/>
-        <w:t>&lt;/li&gt;</w:t>
-      </w:r>
-    </w:p>
-    <w:p>
-      <w:pPr>
-        <w:pStyle w:val="aa"/>
-        <w:spacing w:before="0" w:beforeAutospacing="0" w:after="0" w:afterAutospacing="0"/>
-        <w:ind w:firstLine="709"/>
-        <w:jc w:val="both"/>
-        <w:rPr>
-          <w:color w:val="000000" w:themeColor="text1"/>
-          <w:sz w:val="28"/>
-          <w:szCs w:val="28"/>
-        </w:rPr>
-      </w:pPr>
-      <w:r>
-        <w:rPr>
-          <w:color w:val="000000" w:themeColor="text1"/>
-          <w:sz w:val="28"/>
-          <w:szCs w:val="28"/>
-          <w:lang w:val="en-US"/>
-        </w:rPr>
-        <w:tab/>
-      </w:r>
-      <w:r>
-        <w:rPr>
-          <w:color w:val="000000" w:themeColor="text1"/>
-          <w:sz w:val="28"/>
-          <w:szCs w:val="28"/>
-        </w:rPr>
-        <w:t>}</w:t>
-      </w:r>
-    </w:p>
-    <w:p>
-      <w:pPr>
-        <w:pStyle w:val="aa"/>
-        <w:spacing w:before="0" w:beforeAutospacing="0" w:after="0" w:afterAutospacing="0"/>
-        <w:ind w:firstLine="709"/>
-        <w:jc w:val="both"/>
-        <w:rPr>
-          <w:color w:val="000000" w:themeColor="text1"/>
-          <w:sz w:val="28"/>
-          <w:szCs w:val="28"/>
-          <w:lang w:val="en-US"/>
-        </w:rPr>
-      </w:pPr>
-      <w:r>
-        <w:rPr>
-          <w:color w:val="000000" w:themeColor="text1"/>
-          <w:sz w:val="28"/>
-          <w:szCs w:val="28"/>
-        </w:rPr>
-        <w:t>&lt;/</w:t>
-      </w:r>
-      <w:proofErr w:type="spellStart"/>
-      <w:r>
-        <w:rPr>
-          <w:color w:val="000000" w:themeColor="text1"/>
-          <w:sz w:val="28"/>
-          <w:szCs w:val="28"/>
-        </w:rPr>
-        <w:t>ul</w:t>
-      </w:r>
-      <w:proofErr w:type="spellEnd"/>
-      <w:r>
-        <w:rPr>
-          <w:color w:val="000000" w:themeColor="text1"/>
-          <w:sz w:val="28"/>
-          <w:szCs w:val="28"/>
-        </w:rPr>
-        <w:t>&gt;</w:t>
-      </w:r>
-    </w:p>
-    <w:p>
-      <w:pPr>
-        <w:pStyle w:val="aa"/>
-        <w:spacing w:before="0" w:beforeAutospacing="0" w:after="0" w:afterAutospacing="0"/>
-        <w:ind w:firstLine="709"/>
-        <w:jc w:val="both"/>
-        <w:rPr>
-          <w:color w:val="000000" w:themeColor="text1"/>
-          <w:sz w:val="28"/>
-          <w:szCs w:val="28"/>
-          <w:lang w:val="en-US"/>
-        </w:rPr>
-      </w:pPr>
     </w:p>
     <w:p>
       <w:pPr>
@@ -4326,15 +2988,7 @@
                 <w:sz w:val="28"/>
                 <w:szCs w:val="28"/>
               </w:rPr>
-              <w:t>хлеб</w:t>
-            </w:r>
-            <w:r>
-              <w:rPr>
-                <w:color w:val="000000"/>
-                <w:sz w:val="28"/>
-                <w:szCs w:val="28"/>
-              </w:rPr>
-              <w:t>(</w:t>
+              <w:t>хлеб(</w:t>
             </w:r>
             <w:proofErr w:type="gramEnd"/>
             <w:r>
@@ -4362,15 +3016,7 @@
                 <w:sz w:val="28"/>
                 <w:szCs w:val="28"/>
               </w:rPr>
-              <w:t>Выполнить д/з</w:t>
-            </w:r>
-            <w:r>
-              <w:rPr>
-                <w:color w:val="000000"/>
-                <w:sz w:val="28"/>
-                <w:szCs w:val="28"/>
-              </w:rPr>
-              <w:t>(Готово)</w:t>
+              <w:t>Выполнить д/з(Готово)</w:t>
             </w:r>
           </w:p>
         </w:tc>
@@ -4386,19 +3032,6 @@
           <w:color w:val="000000"/>
           <w:sz w:val="28"/>
           <w:szCs w:val="28"/>
-        </w:rPr>
-      </w:pPr>
-    </w:p>
-    <w:p>
-      <w:pPr>
-        <w:pStyle w:val="aa"/>
-        <w:spacing w:before="0" w:beforeAutospacing="0" w:after="0" w:afterAutospacing="0"/>
-        <w:ind w:firstLine="709"/>
-        <w:jc w:val="both"/>
-        <w:rPr>
-          <w:color w:val="000000"/>
-          <w:sz w:val="28"/>
-          <w:szCs w:val="28"/>
           <w:lang w:val="en-US"/>
         </w:rPr>
       </w:pPr>
@@ -4451,14 +3084,15 @@
       </w:pPr>
       <w:r>
         <w:rPr>
+          <w:noProof/>
           <w:color w:val="000000"/>
           <w:sz w:val="28"/>
           <w:szCs w:val="28"/>
         </w:rPr>
         <w:drawing>
-          <wp:inline distT="0" distB="0" distL="0" distR="0" wp14:anchorId="44A3014F" wp14:editId="1762492C">
-            <wp:extent cx="2867368" cy="3457258"/>
-            <wp:effectExtent l="0" t="0" r="9525" b="0"/>
+          <wp:inline distT="0" distB="0" distL="0" distR="0" wp14:anchorId="44A3014F" wp14:editId="2A12EDCE">
+            <wp:extent cx="1539857" cy="1856644"/>
+            <wp:effectExtent l="0" t="0" r="3810" b="0"/>
             <wp:docPr id="1967357340" name="Рисунок 1"/>
             <wp:cNvGraphicFramePr>
               <a:graphicFrameLocks xmlns:a="http://schemas.openxmlformats.org/drawingml/2006/main" noChangeAspect="1"/>
@@ -4479,7 +3113,7 @@
                   <pic:spPr>
                     <a:xfrm>
                       <a:off x="0" y="0"/>
-                      <a:ext cx="2873984" cy="3465235"/>
+                      <a:ext cx="1550528" cy="1869511"/>
                     </a:xfrm>
                     <a:prstGeom prst="rect">
                       <a:avLst/>
@@ -5483,7 +4117,14 @@
                               <w:sz w:val="28"/>
                               <w:szCs w:val="28"/>
                             </w:rPr>
-                            <w:t>25</w:t>
+                            <w:t>2</w:t>
+                          </w:r>
+                          <w:r>
+                            <w:rPr>
+                              <w:sz w:val="28"/>
+                              <w:szCs w:val="28"/>
+                            </w:rPr>
+                            <w:t>6</w:t>
                           </w:r>
                           <w:r>
                             <w:rPr>
@@ -5553,15 +4194,7 @@
                         <w:sz w:val="28"/>
                         <w:szCs w:val="28"/>
                       </w:rPr>
-                      <w:t>УП 5-04-0612-</w:t>
-                    </w:r>
-                    <w:proofErr w:type="gramStart"/>
-                    <w:r>
-                      <w:rPr>
-                        <w:sz w:val="28"/>
-                        <w:szCs w:val="28"/>
-                      </w:rPr>
-                      <w:t>02.4</w:t>
+                      <w:t>УП 5-04-0612-02.4</w:t>
                     </w:r>
                     <w:r>
                       <w:rPr>
@@ -5582,15 +4215,7 @@
                         <w:sz w:val="28"/>
                         <w:szCs w:val="28"/>
                       </w:rPr>
-                      <w:t>М</w:t>
-                    </w:r>
-                    <w:proofErr w:type="gramEnd"/>
-                    <w:r>
-                      <w:rPr>
-                        <w:sz w:val="28"/>
-                        <w:szCs w:val="28"/>
-                      </w:rPr>
-                      <w:t>-134</w:t>
+                      <w:t>М-134</w:t>
                     </w:r>
                     <w:r>
                       <w:rPr>
@@ -5604,7 +4229,14 @@
                         <w:sz w:val="28"/>
                         <w:szCs w:val="28"/>
                       </w:rPr>
-                      <w:t>25</w:t>
+                      <w:t>2</w:t>
+                    </w:r>
+                    <w:r>
+                      <w:rPr>
+                        <w:sz w:val="28"/>
+                        <w:szCs w:val="28"/>
+                      </w:rPr>
+                      <w:t>6</w:t>
                     </w:r>
                     <w:r>
                       <w:rPr>
@@ -6726,7 +5358,6 @@
                       <w:t xml:space="preserve"> </w:t>
                     </w:r>
                     <w:proofErr w:type="spellStart"/>
-                    <w:proofErr w:type="gramStart"/>
                     <w:r>
                       <w:rPr>
                         <w:rFonts w:ascii="ISOCPEUR" w:hAnsi="ISOCPEUR"/>
@@ -6736,7 +5367,6 @@
                       <w:t>Н.контр</w:t>
                     </w:r>
                     <w:proofErr w:type="spellEnd"/>
-                    <w:proofErr w:type="gramEnd"/>
                     <w:r>
                       <w:rPr>
                         <w:rFonts w:ascii="ISOCPEUR" w:hAnsi="ISOCPEUR"/>
@@ -8959,7 +7589,21 @@
                               <w:sz w:val="28"/>
                               <w:szCs w:val="28"/>
                             </w:rPr>
-                            <w:t>25.</w:t>
+                            <w:t>2</w:t>
+                          </w:r>
+                          <w:r>
+                            <w:rPr>
+                              <w:sz w:val="28"/>
+                              <w:szCs w:val="28"/>
+                            </w:rPr>
+                            <w:t>6</w:t>
+                          </w:r>
+                          <w:r>
+                            <w:rPr>
+                              <w:sz w:val="28"/>
+                              <w:szCs w:val="28"/>
+                            </w:rPr>
+                            <w:t>.</w:t>
                           </w:r>
                           <w:r>
                             <w:rPr>
@@ -9023,15 +7667,7 @@
                         <w:sz w:val="28"/>
                         <w:szCs w:val="28"/>
                       </w:rPr>
-                      <w:t>УП 5-04-0612-</w:t>
-                    </w:r>
-                    <w:proofErr w:type="gramStart"/>
-                    <w:r>
-                      <w:rPr>
-                        <w:sz w:val="28"/>
-                        <w:szCs w:val="28"/>
-                      </w:rPr>
-                      <w:t>02.4</w:t>
+                      <w:t>УП 5-04-0612-02.4</w:t>
                     </w:r>
                     <w:r>
                       <w:rPr>
@@ -9052,15 +7688,7 @@
                         <w:sz w:val="28"/>
                         <w:szCs w:val="28"/>
                       </w:rPr>
-                      <w:t>М</w:t>
-                    </w:r>
-                    <w:proofErr w:type="gramEnd"/>
-                    <w:r>
-                      <w:rPr>
-                        <w:sz w:val="28"/>
-                        <w:szCs w:val="28"/>
-                      </w:rPr>
-                      <w:t>-134</w:t>
+                      <w:t>М-134</w:t>
                     </w:r>
                     <w:r>
                       <w:rPr>
@@ -9074,7 +7702,21 @@
                         <w:sz w:val="28"/>
                         <w:szCs w:val="28"/>
                       </w:rPr>
-                      <w:t>25.</w:t>
+                      <w:t>2</w:t>
+                    </w:r>
+                    <w:r>
+                      <w:rPr>
+                        <w:sz w:val="28"/>
+                        <w:szCs w:val="28"/>
+                      </w:rPr>
+                      <w:t>6</w:t>
+                    </w:r>
+                    <w:r>
+                      <w:rPr>
+                        <w:sz w:val="28"/>
+                        <w:szCs w:val="28"/>
+                      </w:rPr>
+                      <w:t>.</w:t>
                     </w:r>
                     <w:r>
                       <w:rPr>
@@ -14503,6 +13145,7 @@
   <w:style w:type="character" w:default="1" w:styleId="a0">
     <w:name w:val="Default Paragraph Font"/>
     <w:uiPriority w:val="1"/>
+    <w:semiHidden/>
     <w:unhideWhenUsed/>
   </w:style>
   <w:style w:type="table" w:default="1" w:styleId="a1">
